--- a/docs/ageless/AGELESS - Speaker Content for Review.docx
+++ b/docs/ageless/AGELESS - Speaker Content for Review.docx
@@ -1141,7 +1141,7 @@
           <w:color w:val="5F6B64"/>
           <w:sz w:val="19"/>
         </w:rPr>
-        <w:t>Lyfe Plastics &amp; Dermatology  ·  the panel, on ageing in Black skin, aesthetics and plastic surgery</w:t>
+        <w:t>Medlyfe Wellness and Longevity Centre  ·  the panel, on ageing in Black skin, aesthetics and plastic surgery</w:t>
       </w:r>
     </w:p>
     <w:p>

--- a/docs/ageless/AGELESS - Speaker Content for Review.docx
+++ b/docs/ageless/AGELESS - Speaker Content for Review.docx
@@ -22,7 +22,12 @@
     </w:p>
     <w:p>
       <w:r>
-        <w:t>How modern science is changing the way we look, feel, perform and live as we age.</w:t>
+        <w:t>A New Era of Health, Beauty and Longevity. A practical evening on how to look good, feel well and live well as you age.</w:t>
+      </w:r>
+    </w:p>
+    <w:p>
+      <w:r>
+        <w:t>The evening should feel practical, current and mixed. The opening address sets the science, and the panel turns it into what guests can do in ordinary life, from diagnostics and body composition to stress, movement, skin health and responsible aesthetic choices.</w:t>
       </w:r>
     </w:p>
     <w:p>
@@ -107,7 +112,7 @@
               <w:rPr>
                 <w:sz w:val="20"/>
               </w:rPr>
-              <w:t>Medlyfe Wellness and Longevity Centre</w:t>
+              <w:t>MedLYFE Wellness and Longevity Centre</w:t>
             </w:r>
           </w:p>
         </w:tc>
@@ -339,7 +344,7 @@
               <w:rPr>
                 <w:sz w:val="20"/>
               </w:rPr>
-              <w:t>The New Science of Ageing Well. What changes in your body, brain and skin after 40, and what you can actually do about it.</w:t>
+              <w:t>The Ageless Blueprint: Practical Steps to Look Good, Feel Well and Live Well as You Age. How to translate longevity science into daily choices across metabolism, movement, stress, nutrition, skin, aesthetics and preventive medicine.</w:t>
             </w:r>
           </w:p>
         </w:tc>
@@ -352,6 +357,11 @@
       </w:pPr>
       <w:r>
         <w:t>Who the room is</w:t>
+      </w:r>
+    </w:p>
+    <w:p>
+      <w:r>
+        <w:t>The room is for women and men who care about prevention, performance, metabolic health, body composition, self-care, skin health, aesthetics and ageing with more energy and confidence.</w:t>
       </w:r>
     </w:p>
     <w:tbl>
@@ -417,7 +427,7 @@
               <w:rPr>
                 <w:sz w:val="20"/>
               </w:rPr>
-              <w:t>30</w:t>
+              <w:t>15</w:t>
             </w:r>
           </w:p>
         </w:tc>
@@ -501,7 +511,7 @@
               <w:rPr>
                 <w:sz w:val="20"/>
               </w:rPr>
-              <w:t>20</w:t>
+              <w:t>40</w:t>
             </w:r>
           </w:p>
         </w:tc>
@@ -553,7 +563,7 @@
         <w:ind w:left="432"/>
       </w:pPr>
       <w:r>
-        <w:t>Dr Adedotun Ajelabi opens the evening, followed by a short film asking how modern science is changing the way we look, feel, perform and live as we age.</w:t>
+        <w:t>Dr Adedotun Ajelabi opens the evening, followed by a short film on the new practical possibilities in ageing well: prevention, performance, vitality, skin health and how daily choices now connect with modern diagnostics and medicine.</w:t>
       </w:r>
     </w:p>
     <w:p>
@@ -564,7 +574,7 @@
         <w:rPr>
           <w:b/>
         </w:rPr>
-        <w:t>6:50  The range</w:t>
+        <w:t>6:50  Can We Live to 100 and Still Live Well?</w:t>
       </w:r>
     </w:p>
     <w:p>
@@ -573,7 +583,7 @@
         <w:ind w:left="432"/>
       </w:pPr>
       <w:r>
-        <w:t>Dr Adedotun Ajelabi on what modern medicine can now do about how we age, and where each of it sits on the spectrum from everyday to surgical.</w:t>
+        <w:t>Dr Adedotun Ajelabi introduces longevity medicine, the difference between lifespan and healthspan, and how advanced diagnostics, AI and preventive care can help people understand and optimise their bodies before disease takes hold.</w:t>
       </w:r>
     </w:p>
     <w:p>
@@ -584,7 +594,7 @@
         <w:rPr>
           <w:b/>
         </w:rPr>
-        <w:t>7:00  The panel: The New Science of Ageing Well</w:t>
+        <w:t>7:00  The panel: The Ageless Blueprint</w:t>
       </w:r>
     </w:p>
     <w:p>
@@ -593,7 +603,7 @@
         <w:ind w:left="432"/>
       </w:pPr>
       <w:r>
-        <w:t>Forty five minutes chaired by Dr Itunu Akinware. Metabolism, hormones, weight and energy, food and training, beauty and stress, and what ageing does to Black skin.</w:t>
+        <w:t>Forty five minutes chaired by Dr Debo Odulana. Practical steps to look good, feel well and live well as you age, covering longevity medicine, weight and metabolism, nutrition, fitness, behaviour change, stress and self-care, skin health, aesthetics, hair loss and responsible procedure choices for men and women.</w:t>
       </w:r>
     </w:p>
     <w:p>
@@ -604,27 +614,7 @@
         <w:rPr>
           <w:b/>
         </w:rPr>
-        <w:t>7:45  What can you actually do?</w:t>
-      </w:r>
-    </w:p>
-    <w:p>
-      <w:pPr>
-        <w:spacing w:after="200"/>
-        <w:ind w:left="432"/>
-      </w:pPr>
-      <w:r>
-        <w:t>A practical introduction to the ways people can take action across health, longevity, performance, skin and aesthetics.</w:t>
-      </w:r>
-    </w:p>
-    <w:p>
-      <w:pPr>
-        <w:spacing w:after="40"/>
-      </w:pPr>
-      <w:r>
-        <w:rPr>
-          <w:b/>
-        </w:rPr>
-        <w:t>8:00  Questions from the room</w:t>
+        <w:t>7:45  Questions from the room</w:t>
       </w:r>
     </w:p>
     <w:p>
@@ -676,7 +666,7 @@
           <w:color w:val="5F6B64"/>
           <w:sz w:val="19"/>
         </w:rPr>
-        <w:t>Each person has been sent their own section only. The bio is printed as it reads here. The questions are a brief for the chair, not a script, and each speaker has been told they can ask to be asked something else.</w:t>
+        <w:t>Each person has been sent their own section only. The bio is printed as it reads here. The speaker focus explains what they should prepare to open with in two to three minutes. The questions are a brief for the chair, not a script, and each speaker has been told they can ask to be asked something else.</w:t>
       </w:r>
     </w:p>
     <w:p>
@@ -694,7 +684,7 @@
           <w:color w:val="5F6B64"/>
           <w:sz w:val="19"/>
         </w:rPr>
-        <w:t>Medlyfe  ·  the welcome, and the opening address on the range</w:t>
+        <w:t>MedLYFE  ·  the welcome and opening address on longevity medicine and healthspan</w:t>
       </w:r>
     </w:p>
     <w:p>
@@ -707,7 +697,20 @@
     </w:p>
     <w:p>
       <w:r>
-        <w:t>Opening address, the range</w:t>
+        <w:t>Can We Live to 100 and Still Live Well?</w:t>
+      </w:r>
+    </w:p>
+    <w:p>
+      <w:pPr>
+        <w:pStyle w:val="Heading3"/>
+      </w:pPr>
+      <w:r>
+        <w:t>Speaker focus</w:t>
+      </w:r>
+    </w:p>
+    <w:p>
+      <w:r>
+        <w:t>Dr Ajelabi should set the tone for the evening by explaining longevity medicine in clear terms: the difference between lifespan and healthspan, what changes in the body through the 30s, 40s and 50s, and how preventive medicine, advanced diagnostics, AI and personalised optimisation can help people reduce risk, preserve vitality and avoid simply repeating the disease patterns they have seen in older generations.</w:t>
       </w:r>
     </w:p>
     <w:p>
@@ -720,7 +723,7 @@
     </w:p>
     <w:p>
       <w:r>
-        <w:t>Dr Adedotun Ajelabi is a Consultant Family Physician and Fellow of the West African College of Physicians, with more than ten years of clinical experience across private and public healthcare. She is Head of Medicals at the Medlyfe Wellness and Longevity Centre, where she leads clinical delivery of precision health, functional medicine, longevity, preventive health and wellness programmes. She has specialised training in longevity medicine through the American Board of Longevity Medicine and in regenerative medicine through the American Board of Regenerative Medicine. Her work is about moving healthcare from treating disease towards proactive, personalised and preventive medicine, using evidence-informed approaches to extend healthspan, reduce disease risk and support healthy ageing. She received the WONCA Atai Omoruto Scholarship in 2025 for her commitment to primary and family healthcare. She is a member of the Society of Family Physicians of Nigeria, the Society of Lifestyle Medicine of Nigeria, the Society of Occupational and Environmental Health Physicians and the Nigerian Society of Travel Medicine.</w:t>
+        <w:t>Dr Adedotun Ajelabi is a Consultant Family Physician and Fellow of the West African College of Physicians, with more than ten years of clinical experience across private and public healthcare. She is Head of Medicals at the MedLYFE Wellness and Longevity Centre, where she leads clinical delivery of precision health, functional medicine, longevity, preventive health and wellness programmes. She has specialised training in longevity medicine through the American Board of Longevity Medicine and in regenerative medicine through the American Board of Regenerative Medicine. Her work is about moving healthcare from treating disease towards proactive, personalised and preventive medicine, using evidence-informed approaches to extend healthspan, reduce disease risk and support healthy ageing. She received the WONCA Atai Omoruto Scholarship in 2025 for her commitment to primary and family healthcare. She is a member of the Society of Family Physicians of Nigeria, the Society of Lifestyle Medicine of Nigeria, the Society of Occupational and Environmental Health Physicians and the Nigerian Society of Travel Medicine.</w:t>
       </w:r>
     </w:p>
     <w:p>
@@ -736,7 +739,7 @@
         <w:pStyle w:val="ListBullet"/>
       </w:pPr>
       <w:r>
-        <w:t>What can medicine do about how we age now that it could not ten years ago?</w:t>
+        <w:t>What is longevity medicine, and how is it different from waiting until someone becomes ill?</w:t>
       </w:r>
     </w:p>
     <w:p>
@@ -744,7 +747,7 @@
         <w:pStyle w:val="ListBullet"/>
       </w:pPr>
       <w:r>
-        <w:t>Where does the everyday end and the medical begin?</w:t>
+        <w:t>What is the difference between lifespan and healthspan, and why should guests care about both now?</w:t>
       </w:r>
     </w:p>
     <w:p>
@@ -752,7 +755,7 @@
         <w:pStyle w:val="ListBullet"/>
       </w:pPr>
       <w:r>
-        <w:t>What is established, and what is being oversold right now?</w:t>
+        <w:t>What changes in the body from the 30s through the 50s that people often ignore until disease appears?</w:t>
       </w:r>
     </w:p>
     <w:p>
@@ -760,7 +763,23 @@
         <w:pStyle w:val="ListBullet"/>
       </w:pPr>
       <w:r>
-        <w:t>What does Medlyfe do with that range in practice?</w:t>
+        <w:t>How can advanced diagnostics, AI and preventive care help people see risk earlier and act sooner?</w:t>
+      </w:r>
+    </w:p>
+    <w:p>
+      <w:pPr>
+        <w:pStyle w:val="ListBullet"/>
+      </w:pPr>
+      <w:r>
+        <w:t>How can people avoid repeating the health patterns they have seen in their parents or older relatives?</w:t>
+      </w:r>
+    </w:p>
+    <w:p>
+      <w:pPr>
+        <w:pStyle w:val="ListBullet"/>
+      </w:pPr>
+      <w:r>
+        <w:t>What does MedLYFE do in practice to help a person understand and optimise their body for prevention, vitality and long life?</w:t>
       </w:r>
     </w:p>
     <w:p>
@@ -788,7 +807,7 @@
           <w:color w:val="5F6B64"/>
           <w:sz w:val="19"/>
         </w:rPr>
-        <w:t>Medbury Healthcare Group  ·  the chair</w:t>
+        <w:t>Medbury Healthcare Group  ·  the host</w:t>
       </w:r>
     </w:p>
     <w:p>
@@ -801,7 +820,7 @@
     </w:p>
     <w:p>
       <w:r>
-        <w:t>In the chair</w:t>
+        <w:t>Host</w:t>
       </w:r>
     </w:p>
     <w:p>
@@ -819,15 +838,59 @@
     </w:p>
     <w:p>
       <w:pPr>
-        <w:pStyle w:val="Heading3"/>
+        <w:pStyle w:val="Heading2"/>
       </w:pPr>
       <w:r>
-        <w:t>Questions you will put</w:t>
+        <w:t>Dr Debo Odulana</w:t>
       </w:r>
     </w:p>
     <w:p>
       <w:r>
-        <w:t>Each panellist's set is in their own section below. Cut in when an answer finishes on a generality, and make sure every answer ends in something a guest can do this week.</w:t>
+        <w:rPr>
+          <w:i/>
+          <w:color w:val="5F6B64"/>
+          <w:sz w:val="19"/>
+        </w:rPr>
+        <w:t>Consult for Africa  ·  the chair</w:t>
+      </w:r>
+    </w:p>
+    <w:p>
+      <w:pPr>
+        <w:pStyle w:val="Heading3"/>
+      </w:pPr>
+      <w:r>
+        <w:t>Subject, as printed</w:t>
+      </w:r>
+    </w:p>
+    <w:p>
+      <w:r>
+        <w:t>Panel chair and practical takeaways</w:t>
+      </w:r>
+    </w:p>
+    <w:p>
+      <w:pPr>
+        <w:pStyle w:val="Heading3"/>
+      </w:pPr>
+      <w:r>
+        <w:t>Bio, as printed</w:t>
+      </w:r>
+    </w:p>
+    <w:p>
+      <w:r>
+        <w:t>Dr Debo Odulana is a physician and healthcare operator with sixteen years in hospital leadership, health system strategy and venture building across Africa, the Middle East and the UK. He is Founding Partner of Consult for Africa, a healthcare advisory and venture firm that takes build and operate mandates rather than reports. He took a 75-bed Abuja surgical hospital to the strongest financial year in its sixteen-year history, reset the clinical workforce economics of a fund-owned tertiary network without losing volume, and built a 21-state private healthcare network that was acquired by the market leader. MBBS, MSc, and fully registered with the Medical and Dental Council of Nigeria.</w:t>
+      </w:r>
+    </w:p>
+    <w:p>
+      <w:pPr>
+        <w:pStyle w:val="Heading3"/>
+      </w:pPr>
+      <w:r>
+        <w:t>Chairing direction</w:t>
+      </w:r>
+    </w:p>
+    <w:p>
+      <w:r>
+        <w:t>Keep the discussion practical and mixed. Push each speaker to explain what changes with age, what can be done naturally, where medical support helps, what is being oversold, and what one action a guest can take this week.</w:t>
       </w:r>
     </w:p>
     <w:p>
@@ -845,7 +908,7 @@
           <w:color w:val="5F6B64"/>
           <w:sz w:val="19"/>
         </w:rPr>
-        <w:t>GetSlim  ·  the panel, on metabolism, weight, hormones and the questions about the new drugs</w:t>
+        <w:t>GetSlim  ·  the panel, on weight, metabolism, body composition and medical weight management</w:t>
       </w:r>
     </w:p>
     <w:p>
@@ -858,7 +921,20 @@
     </w:p>
     <w:p>
       <w:r>
-        <w:t>Metabolism, weight, hormones and the body, and the new drugs</w:t>
+        <w:t>Weight Metabolism and Longevity</w:t>
+      </w:r>
+    </w:p>
+    <w:p>
+      <w:pPr>
+        <w:pStyle w:val="Heading3"/>
+      </w:pPr>
+      <w:r>
+        <w:t>Speaker focus</w:t>
+      </w:r>
+    </w:p>
+    <w:p>
+      <w:r>
+        <w:t>Dr Adenuga should connect metabolic health to longevity and healthspan. He should explain why weight is not only about appearance, how visceral fat, muscle mass, hormones and body composition affect risk, why men and women often gain or hold weight differently as they age, and what a serious medical approach can include: nutrition, supplementation, GLP-1 medicines, other metabolic support and bariatric surgery when clinically appropriate.</w:t>
       </w:r>
     </w:p>
     <w:p>
@@ -887,7 +963,7 @@
         <w:pStyle w:val="ListBullet"/>
       </w:pPr>
       <w:r>
-        <w:t>Why does the same diet stop working at 45?</w:t>
+        <w:t>Why does metabolic health matter for longevity and healthspan, not just size or appearance?</w:t>
       </w:r>
     </w:p>
     <w:p>
@@ -895,7 +971,7 @@
         <w:pStyle w:val="ListBullet"/>
       </w:pPr>
       <w:r>
-        <w:t>The weight loss drugs. Who are they for, who should not take them, what is the honest result?</w:t>
+        <w:t>What should people know about visceral fat, muscle and body composition as they age?</w:t>
       </w:r>
     </w:p>
     <w:p>
@@ -903,7 +979,7 @@
         <w:pStyle w:val="ListBullet"/>
       </w:pPr>
       <w:r>
-        <w:t>What happens when someone stops?</w:t>
+        <w:t>Why do men and women often gain weight or hold fat differently in midlife?</w:t>
       </w:r>
     </w:p>
     <w:p>
@@ -911,7 +987,7 @@
         <w:pStyle w:val="ListBullet"/>
       </w:pPr>
       <w:r>
-        <w:t>Hormones and the body as we age. What do you see that people misread as diet?</w:t>
+        <w:t>How should someone think about their ideal weight, waist size or body composition target?</w:t>
       </w:r>
     </w:p>
     <w:p>
@@ -919,7 +995,23 @@
         <w:pStyle w:val="ListBullet"/>
       </w:pPr>
       <w:r>
-        <w:t>Is surgery ever the right first answer?</w:t>
+        <w:t>When should someone consider supplements, structured nutrition, GLP-1 medicines or other medical weight support? And are these new drugs safe?</w:t>
+      </w:r>
+    </w:p>
+    <w:p>
+      <w:pPr>
+        <w:pStyle w:val="ListBullet"/>
+      </w:pPr>
+      <w:r>
+        <w:t>Who is bariatric surgery or a sleeve really for, and when is it not the right answer?</w:t>
+      </w:r>
+    </w:p>
+    <w:p>
+      <w:pPr>
+        <w:pStyle w:val="ListBullet"/>
+      </w:pPr>
+      <w:r>
+        <w:t>What happens after treatment, and how do people maintain results once the first weight loss phase is over?</w:t>
       </w:r>
     </w:p>
     <w:p>
@@ -947,7 +1039,7 @@
           <w:color w:val="5F6B64"/>
           <w:sz w:val="19"/>
         </w:rPr>
-        <w:t>The African Fat Loss Method  ·  the panel, on food and body composition</w:t>
+        <w:t>The African Fat Loss Method  ·  the panel, on nutrition, training, lifestyle and behaviour change</w:t>
       </w:r>
     </w:p>
     <w:p>
@@ -960,7 +1052,20 @@
     </w:p>
     <w:p>
       <w:r>
-        <w:t>Food and body composition</w:t>
+        <w:t>Lifestyle and Behaviour Change for Longevity</w:t>
+      </w:r>
+    </w:p>
+    <w:p>
+      <w:pPr>
+        <w:pStyle w:val="Heading3"/>
+      </w:pPr>
+      <w:r>
+        <w:t>Speaker focus</w:t>
+      </w:r>
+    </w:p>
+    <w:p>
+      <w:r>
+        <w:t>Gbemi should speak to the lifestyle and behaviour-change part of longevity. The emphasis is not only that people should eat more protein, lift weights or do cardio, but why those habits matter for ageing well and how busy adults can actually stay consistent. Her angle should cover Nigerian food, strength training, cardio fitness, recovery, habit formation and realistic systems that make change sustainable.</w:t>
       </w:r>
     </w:p>
     <w:p>
@@ -973,7 +1078,7 @@
     </w:p>
     <w:p>
       <w:r>
-        <w:t>Gbemi Giwa is an award winning fitness and nutrition coach with over a decade of experience helping women build strong, lean bodies and sustainable lifestyles without disconnecting from their culture or real life. She is the founder of the African Fat Loss Method, a coaching system that blends structured strength training, culturally relevant nutrition and mindset work. Her audience runs to more than ninety five thousand across Instagram and TikTok, her work has been covered by Women's Health Middle East, Cosmopolitan Middle East, Entrepreneur, The National and Emirates Woman, and she has worked with Nike and Apple.</w:t>
+        <w:t>Gbemi Giwa is an award winning fitness and nutrition coach with over a decade of experience helping clients, especially women, build strong, lean bodies and sustainable lifestyles without disconnecting from their culture or real life. She is the founder of the African Fat Loss Method, a coaching system that blends structured strength training, culturally relevant nutrition and mindset work. Her audience runs to more than ninety five thousand across Instagram and TikTok, her work has been covered by Women's Health Middle East, Cosmopolitan Middle East, Entrepreneur, The National and Emirates Woman, and she has worked with Nike and Apple.</w:t>
       </w:r>
     </w:p>
     <w:p>
@@ -989,7 +1094,7 @@
         <w:pStyle w:val="ListBullet"/>
       </w:pPr>
       <w:r>
-        <w:t>Can you eat Nigerian food and change your body? What does that look like on a real plate?</w:t>
+        <w:t>Everyone knows they should eat better and train. Why is consistency the hard part?</w:t>
       </w:r>
     </w:p>
     <w:p>
@@ -997,7 +1102,7 @@
         <w:pStyle w:val="ListBullet"/>
       </w:pPr>
       <w:r>
-        <w:t>What do people get wrong in the first month?</w:t>
+        <w:t>How should people eat for fat loss, muscle and longevity without abandoning Nigerian food?</w:t>
       </w:r>
     </w:p>
     <w:p>
@@ -1005,7 +1110,7 @@
         <w:pStyle w:val="ListBullet"/>
       </w:pPr>
       <w:r>
-        <w:t>A woman of 45 who has never lifted. Where does she start?</w:t>
+        <w:t>What changes for men and women in the 30s, 40s and 50s around muscle, hormones, appetite and recovery?</w:t>
       </w:r>
     </w:p>
     <w:p>
@@ -1013,7 +1118,7 @@
         <w:pStyle w:val="ListBullet"/>
       </w:pPr>
       <w:r>
-        <w:t>What does a realistic twelve weeks look like?</w:t>
+        <w:t>Why do strength training, cardio fitness, VO2 max and mobility matter for ageing well?</w:t>
       </w:r>
     </w:p>
     <w:p>
@@ -1021,7 +1126,23 @@
         <w:pStyle w:val="ListBullet"/>
       </w:pPr>
       <w:r>
-        <w:t>What works and costs nothing?</w:t>
+        <w:t>How do you help people build habits that survive work, travel, children and Lagos life?</w:t>
+      </w:r>
+    </w:p>
+    <w:p>
+      <w:pPr>
+        <w:pStyle w:val="ListBullet"/>
+      </w:pPr>
+      <w:r>
+        <w:t>What does a realistic twelve week reset look like for someone who is busy and starting again?</w:t>
+      </w:r>
+    </w:p>
+    <w:p>
+      <w:pPr>
+        <w:pStyle w:val="ListBullet"/>
+      </w:pPr>
+      <w:r>
+        <w:t>What works, costs nothing and can start this week?</w:t>
       </w:r>
     </w:p>
     <w:p>
@@ -1039,7 +1160,7 @@
           <w:color w:val="5F6B64"/>
           <w:sz w:val="19"/>
         </w:rPr>
-        <w:t>The ORÍKÌ Group  ·  the panel, on maintaining beauty and managing stress</w:t>
+        <w:t>The ORÍKÌ Group  ·  the panel, on stress management, self-care and recovery</w:t>
       </w:r>
     </w:p>
     <w:p>
@@ -1052,7 +1173,20 @@
     </w:p>
     <w:p>
       <w:r>
-        <w:t>Maintaining beauty, and managing stress</w:t>
+        <w:t>Stress Management &amp; Self Care and Longevity</w:t>
+      </w:r>
+    </w:p>
+    <w:p>
+      <w:pPr>
+        <w:pStyle w:val="Heading3"/>
+      </w:pPr>
+      <w:r>
+        <w:t>Speaker focus</w:t>
+      </w:r>
+    </w:p>
+    <w:p>
+      <w:r>
+        <w:t>Joycee should focus on self-care as a serious part of longevity. Her contribution should cover stress, burnout, recovery, mental wellbeing, nervous-system regulation and the practical ways high-performing adults can build care into their lives before exhaustion becomes their normal state. This should be about sustainable self-care, emotional regulation and recovery.</w:t>
       </w:r>
     </w:p>
     <w:p>
@@ -1081,7 +1215,7 @@
         <w:pStyle w:val="ListBullet"/>
       </w:pPr>
       <w:r>
-        <w:t>What does maintaining beauty actually take, week to week, for a working woman in Lagos?</w:t>
+        <w:t>Why should self-care be seen as part of longevity, not as an indulgence?</w:t>
       </w:r>
     </w:p>
     <w:p>
@@ -1089,7 +1223,7 @@
         <w:pStyle w:val="ListBullet"/>
       </w:pPr>
       <w:r>
-        <w:t>Ten years in this market. What do Nigerian women buy, and what do they say they want?</w:t>
+        <w:t>How do stress and burnout affect energy, mood, sleep, decisions and the way people age?</w:t>
       </w:r>
     </w:p>
     <w:p>
@@ -1097,7 +1231,7 @@
         <w:pStyle w:val="ListBullet"/>
       </w:pPr>
       <w:r>
-        <w:t>What is sold in Lagos that does not work?</w:t>
+        <w:t>What are the warning signs that a high-performing person is no longer recovering properly?</w:t>
       </w:r>
     </w:p>
     <w:p>
@@ -1105,7 +1239,7 @@
         <w:pStyle w:val="ListBullet"/>
       </w:pPr>
       <w:r>
-        <w:t>Stress. What does it do to how people look, and what do you see in your clients?</w:t>
+        <w:t>What practical self-care routines can busy men and women build into a real Lagos week?</w:t>
       </w:r>
     </w:p>
     <w:p>
@@ -1113,7 +1247,15 @@
         <w:pStyle w:val="ListBullet"/>
       </w:pPr>
       <w:r>
-        <w:t>What is the cheapest thing that works?</w:t>
+        <w:t>How can people use spa, recovery, quiet time, therapy, community or personal rituals without turning self-care into another stressful task?</w:t>
+      </w:r>
+    </w:p>
+    <w:p>
+      <w:pPr>
+        <w:pStyle w:val="ListBullet"/>
+      </w:pPr>
+      <w:r>
+        <w:t>What works when someone already feels overwhelmed?</w:t>
       </w:r>
     </w:p>
     <w:p>
@@ -1141,7 +1283,7 @@
           <w:color w:val="5F6B64"/>
           <w:sz w:val="19"/>
         </w:rPr>
-        <w:t>Medlyfe Wellness and Longevity Centre  ·  the panel, on ageing in Black skin, aesthetics and plastic surgery</w:t>
+        <w:t>MedLYFE Wellness and Longevity Centre  ·  the panel, on skin ageing, aesthetics, body changes, hair loss and responsible procedure choices</w:t>
       </w:r>
     </w:p>
     <w:p>
@@ -1154,7 +1296,20 @@
     </w:p>
     <w:p>
       <w:r>
-        <w:t>Ageing as a Black woman. Skin, aesthetics, and what anti-ageing marketing is worth in a Black population</w:t>
+        <w:t>Aesthetics and Skin Ageing for Men and Women</w:t>
+      </w:r>
+    </w:p>
+    <w:p>
+      <w:pPr>
+        <w:pStyle w:val="Heading3"/>
+      </w:pPr>
+      <w:r>
+        <w:t>Speaker focus</w:t>
+      </w:r>
+    </w:p>
+    <w:p>
+      <w:r>
+        <w:t>Dr Chinwe should give guests a grounded medical view of aesthetics for men and women. She should explain how the face, skin, fat pads, fascia and facial structure change with age; what happens to skin quality, lines, sagging, pigmentation and hair; how women may experience body changes after pregnancy such as diastasis recti or loose skin; and how to think responsibly about skincare, supplements, nutrition, Botox, fillers, regenerative treatments, lasers and surgery. Black skin safety, scarring, pigmentation and natural-looking outcomes should remain central.</w:t>
       </w:r>
     </w:p>
     <w:p>
@@ -1183,7 +1338,7 @@
         <w:pStyle w:val="ListBullet"/>
       </w:pPr>
       <w:r>
-        <w:t>Ageing as a Black woman. What actually happens to Black skin over time, and how is it different?</w:t>
+        <w:t>What actually happens to the face as we age: skin, collagen, fat pads, fascia, bone and facial structure?</w:t>
       </w:r>
     </w:p>
     <w:p>
@@ -1191,7 +1346,7 @@
         <w:pStyle w:val="ListBullet"/>
       </w:pPr>
       <w:r>
-        <w:t>Most anti-ageing marketing is built on white skin. What of it applies here, and what does not?</w:t>
+        <w:t>How do ageing patterns and aesthetic concerns differ for women and men?</w:t>
       </w:r>
     </w:p>
     <w:p>
@@ -1199,7 +1354,7 @@
         <w:pStyle w:val="ListBullet"/>
       </w:pPr>
       <w:r>
-        <w:t>Which procedures are worth doing in a Black population, and which carry more risk on our skin?</w:t>
+        <w:t>For women after pregnancy, what are the common body changes such as diastasis recti, loose skin or breast changes, and what can be done?</w:t>
       </w:r>
     </w:p>
     <w:p>
@@ -1207,7 +1362,7 @@
         <w:pStyle w:val="ListBullet"/>
       </w:pPr>
       <w:r>
-        <w:t>Hormonal change shows up in skin. What do you see, and what helps?</w:t>
+        <w:t>Where do skincare, sun protection, nutrition and supplements help, and where do they stop?</w:t>
       </w:r>
     </w:p>
     <w:p>
@@ -1215,7 +1370,7 @@
         <w:pStyle w:val="ListBullet"/>
       </w:pPr>
       <w:r>
-        <w:t>What does looking like yourself mean in practice, and what do you refuse to do?</w:t>
+        <w:t>What do Botox, fillers, biostimulators, lasers or regenerative treatments actually do, and how should people approach them safely?</w:t>
       </w:r>
     </w:p>
     <w:p>
@@ -1223,7 +1378,31 @@
         <w:pStyle w:val="ListBullet"/>
       </w:pPr>
       <w:r>
-        <w:t>Travelling abroad for surgery. What goes wrong, and when?</w:t>
+        <w:t>Hair loss affects many men and women. What are the common causes and medical or procedural options?</w:t>
+      </w:r>
+    </w:p>
+    <w:p>
+      <w:pPr>
+        <w:pStyle w:val="ListBullet"/>
+      </w:pPr>
+      <w:r>
+        <w:t>When does surgery become the right option, and how should people decide without chasing trends?</w:t>
+      </w:r>
+    </w:p>
+    <w:p>
+      <w:pPr>
+        <w:pStyle w:val="ListBullet"/>
+      </w:pPr>
+      <w:r>
+        <w:t>What is different about treating Black skin, including pigmentation, scarring and procedure risk?</w:t>
+      </w:r>
+    </w:p>
+    <w:p>
+      <w:pPr>
+        <w:pStyle w:val="ListBullet"/>
+      </w:pPr>
+      <w:r>
+        <w:t>What does looking like yourself mean in practice, and what would you refuse to do?</w:t>
       </w:r>
     </w:p>
     <w:sectPr>
@@ -1249,7 +1428,7 @@
         <w:color w:val="5F6B64"/>
         <w:sz w:val="16"/>
       </w:rPr>
-      <w:t>AGELESS  ·  Medlyfe Wellness and Longevity Centre  ·  for review</w:t>
+      <w:t>AGELESS  ·  MedLYFE Wellness and Longevity Centre  ·  for review</w:t>
     </w:r>
   </w:p>
 </w:ftr>

--- a/docs/ageless/AGELESS - Speaker Content for Review.docx
+++ b/docs/ageless/AGELESS - Speaker Content for Review.docx
@@ -1296,7 +1296,7 @@
     </w:p>
     <w:p>
       <w:r>
-        <w:t>Aesthetics and Skin Ageing for Men and Women</w:t>
+        <w:t>Maintaining Beauty Aesthetics and Skin for Men and Women as they age</w:t>
       </w:r>
     </w:p>
     <w:p>
@@ -1309,7 +1309,7 @@
     </w:p>
     <w:p>
       <w:r>
-        <w:t>Dr Chinwe should give guests a grounded medical view of aesthetics for men and women. She should explain how the face, skin, fat pads, fascia and facial structure change with age; what happens to skin quality, lines, sagging, pigmentation and hair; how women may experience body changes after pregnancy such as diastasis recti or loose skin; and how to think responsibly about skincare, supplements, nutrition, Botox, fillers, regenerative treatments, lasers and surgery. Black skin safety, scarring, pigmentation and natural-looking outcomes should remain central.</w:t>
+        <w:t>Dr Chinwe should give guests a grounded medical view of aesthetics for men and women. She should explain how the face, skin, fat pads, fascia and facial structure change with age; what happens to skin quality, lines, sagging, pigmentation and hair; how women may experience body changes after pregnancy such as diastasis recti or loose skin; and how to think responsibly about skincare, beauty supplements, nutrition, Botox, fillers, regenerative treatments, lasers and surgery. Black skin safety, scarring, pigmentation and natural-looking outcomes should remain central.</w:t>
       </w:r>
     </w:p>
     <w:p>
